--- a/Documentation/Баг-репорты2.docx
+++ b/Documentation/Баг-репорты2.docx
@@ -439,7 +439,15 @@
       </w:r>
       <w:r>
         <w:br/>
-        <w:t>В окне подтверждения удаления отображается лишняя и непонятная пользователю информация (например: AutomechanicsProject.Classes.Unit).</w:t>
+        <w:t xml:space="preserve">В окне подтверждения удаления отображается лишняя и непонятная пользователю информация (например: </w:t>
+      </w:r>
+      <w:proofErr w:type="spellStart"/>
+      <w:r>
+        <w:t>AutomechanicsProject.Classes.Unit</w:t>
+      </w:r>
+      <w:proofErr w:type="spellEnd"/>
+      <w:r>
+        <w:t>).</w:t>
       </w:r>
     </w:p>
     <w:p>
@@ -452,7 +460,15 @@
       </w:r>
       <w:r>
         <w:br/>
-        <w:t>В окне подтверждения должна отображаться только понятная и читаемая информация для пользователя (например, единица измерения в нормальном виде: «шт», «л» и т.д.).</w:t>
+        <w:t>В окне подтверждения должна отображаться только понятная и читаемая информация для пользователя (например, единица измерения в нормальном виде: «</w:t>
+      </w:r>
+      <w:proofErr w:type="spellStart"/>
+      <w:r>
+        <w:t>шт</w:t>
+      </w:r>
+      <w:proofErr w:type="spellEnd"/>
+      <w:r>
+        <w:t>», «л» и т.д.).</w:t>
       </w:r>
     </w:p>
     <w:p>
@@ -714,11 +730,6 @@
       </w:r>
     </w:p>
     <w:p>
-      <w:pPr>
-        <w:rPr>
-          <w:lang w:val="en-US"/>
-        </w:rPr>
-      </w:pPr>
       <w:r>
         <w:rPr>
           <w:b/>
@@ -736,9 +747,6 @@
         <w:t xml:space="preserve"> 2</w:t>
       </w:r>
       <w:r>
-        <w:rPr>
-          <w:lang w:val="en-US"/>
-        </w:rPr>
         <w:t>2</w:t>
       </w:r>
       <w:r>
@@ -1246,6 +1254,181 @@
           <w:b/>
           <w:bCs/>
         </w:rPr>
+        <w:t>Баг-репорт №</w:t>
+      </w:r>
+      <w:r>
+        <w:rPr>
+          <w:b/>
+          <w:bCs/>
+        </w:rPr>
+        <w:t>11</w:t>
+      </w:r>
+    </w:p>
+    <w:p>
+      <w:r>
+        <w:t>Отсутствует корректное оформление текста: пропущены символы «:» и «)» в подписях полей</w:t>
+      </w:r>
+    </w:p>
+    <w:p>
+      <w:r>
+        <w:rPr>
+          <w:b/>
+          <w:bCs/>
+        </w:rPr>
+        <w:lastRenderedPageBreak/>
+        <w:t>Шаги воспроизведения:</w:t>
+      </w:r>
+    </w:p>
+    <w:p>
+      <w:pPr>
+        <w:numPr>
+          <w:ilvl w:val="0"/>
+          <w:numId w:val="15"/>
+        </w:numPr>
+      </w:pPr>
+      <w:r>
+        <w:t xml:space="preserve">Открыть форму с отображением информации об отгрузке/отчёте. </w:t>
+      </w:r>
+    </w:p>
+    <w:p>
+      <w:pPr>
+        <w:numPr>
+          <w:ilvl w:val="0"/>
+          <w:numId w:val="15"/>
+        </w:numPr>
+      </w:pPr>
+      <w:r>
+        <w:t xml:space="preserve">Найти строки с отображением суммы и прибыли: </w:t>
+      </w:r>
+    </w:p>
+    <w:p>
+      <w:pPr>
+        <w:numPr>
+          <w:ilvl w:val="1"/>
+          <w:numId w:val="15"/>
+        </w:numPr>
+      </w:pPr>
+      <w:r>
+        <w:t>«</w:t>
+      </w:r>
+      <w:proofErr w:type="gramStart"/>
+      <w:r>
+        <w:t>Сумма(</w:t>
+      </w:r>
+      <w:proofErr w:type="gramEnd"/>
+      <w:r>
+        <w:t xml:space="preserve">RUB): 54 780,00» </w:t>
+      </w:r>
+    </w:p>
+    <w:p>
+      <w:pPr>
+        <w:numPr>
+          <w:ilvl w:val="1"/>
+          <w:numId w:val="15"/>
+        </w:numPr>
+      </w:pPr>
+      <w:r>
+        <w:t>«</w:t>
+      </w:r>
+      <w:proofErr w:type="gramStart"/>
+      <w:r>
+        <w:t>Прибыль(</w:t>
+      </w:r>
+      <w:proofErr w:type="gramEnd"/>
+      <w:r>
+        <w:t xml:space="preserve">RUB 79 566,00» </w:t>
+      </w:r>
+    </w:p>
+    <w:p>
+      <w:pPr>
+        <w:numPr>
+          <w:ilvl w:val="0"/>
+          <w:numId w:val="15"/>
+        </w:numPr>
+      </w:pPr>
+      <w:r>
+        <w:t xml:space="preserve">Обратить внимание на оформление подписей. </w:t>
+      </w:r>
+    </w:p>
+    <w:p>
+      <w:r>
+        <w:rPr>
+          <w:b/>
+          <w:bCs/>
+        </w:rPr>
+        <w:t>Фактический результат:</w:t>
+      </w:r>
+      <w:r>
+        <w:br/>
+        <w:t>В строке «</w:t>
+      </w:r>
+      <w:proofErr w:type="gramStart"/>
+      <w:r>
+        <w:t>Прибыль(</w:t>
+      </w:r>
+      <w:proofErr w:type="gramEnd"/>
+      <w:r>
+        <w:t>RUB 79 566,00» отсутствуют символы «:» и закрывающая скобка «)». Формат отличается от строки суммы и выглядит некорректно.</w:t>
+      </w:r>
+    </w:p>
+    <w:p>
+      <w:r>
+        <w:rPr>
+          <w:b/>
+          <w:bCs/>
+        </w:rPr>
+        <w:t>Ожидаемый результат:</w:t>
+      </w:r>
+      <w:r>
+        <w:br/>
+        <w:t>Подписи должны быть оформлены единообразно и корректно:</w:t>
+      </w:r>
+      <w:r>
+        <w:br/>
+        <w:t>«Прибыль (RUB): 79 566,00»</w:t>
+      </w:r>
+    </w:p>
+    <w:p>
+      <w:r>
+        <w:rPr>
+          <w:b/>
+          <w:bCs/>
+        </w:rPr>
+        <w:t>Окружение:</w:t>
+      </w:r>
+      <w:r>
+        <w:br/>
+        <w:t>форма отчет</w:t>
+      </w:r>
+      <w:r>
+        <w:t>а</w:t>
+      </w:r>
+    </w:p>
+    <w:p>
+      <w:r>
+        <w:rPr>
+          <w:b/>
+          <w:bCs/>
+        </w:rPr>
+        <w:t>Статус:</w:t>
+      </w:r>
+      <w:r>
+        <w:br/>
+        <w:t>не исправлено</w:t>
+      </w:r>
+    </w:p>
+    <w:p>
+      <w:pPr>
+        <w:rPr>
+          <w:b/>
+          <w:bCs/>
+        </w:rPr>
+      </w:pPr>
+      <w:r>
+        <w:rPr>
+          <w:b/>
+          <w:bCs/>
+        </w:rPr>
         <w:t>User Story 3: Работа с поставками</w:t>
       </w:r>
     </w:p>
@@ -1268,12 +1451,18 @@
           <w:b/>
           <w:bCs/>
         </w:rPr>
-        <w:t>11</w:t>
-      </w:r>
-    </w:p>
-    <w:p>
-      <w:r>
-        <w:lastRenderedPageBreak/>
+        <w:t>1</w:t>
+      </w:r>
+      <w:r>
+        <w:rPr>
+          <w:b/>
+          <w:bCs/>
+        </w:rPr>
+        <w:t>2</w:t>
+      </w:r>
+    </w:p>
+    <w:p>
+      <w:r>
         <w:t>Невозможно повторно выбрать товар в форме поставки</w:t>
       </w:r>
     </w:p>
@@ -1439,6 +1628,7 @@
           <w:b/>
           <w:bCs/>
         </w:rPr>
+        <w:lastRenderedPageBreak/>
         <w:t>Шаги воспроизведения:</w:t>
       </w:r>
     </w:p>
@@ -1531,6 +1721,7 @@
         <w:t xml:space="preserve"> 22.04.2026</w:t>
       </w:r>
     </w:p>
+    <w:p/>
     <w:sectPr>
       <w:pgSz w:w="11906" w:h="16838"/>
       <w:pgMar w:top="1134" w:right="850" w:bottom="1134" w:left="1701" w:header="708" w:footer="708" w:gutter="0"/>
@@ -3039,6 +3230,123 @@
         </w:tabs>
         <w:ind w:left="1440" w:hanging="360"/>
       </w:pPr>
+    </w:lvl>
+    <w:lvl w:ilvl="2" w:tentative="1">
+      <w:start w:val="1"/>
+      <w:numFmt w:val="decimal"/>
+      <w:lvlText w:val="%3."/>
+      <w:lvlJc w:val="left"/>
+      <w:pPr>
+        <w:tabs>
+          <w:tab w:val="num" w:pos="2160"/>
+        </w:tabs>
+        <w:ind w:left="2160" w:hanging="360"/>
+      </w:pPr>
+    </w:lvl>
+    <w:lvl w:ilvl="3" w:tentative="1">
+      <w:start w:val="1"/>
+      <w:numFmt w:val="decimal"/>
+      <w:lvlText w:val="%4."/>
+      <w:lvlJc w:val="left"/>
+      <w:pPr>
+        <w:tabs>
+          <w:tab w:val="num" w:pos="2880"/>
+        </w:tabs>
+        <w:ind w:left="2880" w:hanging="360"/>
+      </w:pPr>
+    </w:lvl>
+    <w:lvl w:ilvl="4" w:tentative="1">
+      <w:start w:val="1"/>
+      <w:numFmt w:val="decimal"/>
+      <w:lvlText w:val="%5."/>
+      <w:lvlJc w:val="left"/>
+      <w:pPr>
+        <w:tabs>
+          <w:tab w:val="num" w:pos="3600"/>
+        </w:tabs>
+        <w:ind w:left="3600" w:hanging="360"/>
+      </w:pPr>
+    </w:lvl>
+    <w:lvl w:ilvl="5" w:tentative="1">
+      <w:start w:val="1"/>
+      <w:numFmt w:val="decimal"/>
+      <w:lvlText w:val="%6."/>
+      <w:lvlJc w:val="left"/>
+      <w:pPr>
+        <w:tabs>
+          <w:tab w:val="num" w:pos="4320"/>
+        </w:tabs>
+        <w:ind w:left="4320" w:hanging="360"/>
+      </w:pPr>
+    </w:lvl>
+    <w:lvl w:ilvl="6" w:tentative="1">
+      <w:start w:val="1"/>
+      <w:numFmt w:val="decimal"/>
+      <w:lvlText w:val="%7."/>
+      <w:lvlJc w:val="left"/>
+      <w:pPr>
+        <w:tabs>
+          <w:tab w:val="num" w:pos="5040"/>
+        </w:tabs>
+        <w:ind w:left="5040" w:hanging="360"/>
+      </w:pPr>
+    </w:lvl>
+    <w:lvl w:ilvl="7" w:tentative="1">
+      <w:start w:val="1"/>
+      <w:numFmt w:val="decimal"/>
+      <w:lvlText w:val="%8."/>
+      <w:lvlJc w:val="left"/>
+      <w:pPr>
+        <w:tabs>
+          <w:tab w:val="num" w:pos="5760"/>
+        </w:tabs>
+        <w:ind w:left="5760" w:hanging="360"/>
+      </w:pPr>
+    </w:lvl>
+    <w:lvl w:ilvl="8" w:tentative="1">
+      <w:start w:val="1"/>
+      <w:numFmt w:val="decimal"/>
+      <w:lvlText w:val="%9."/>
+      <w:lvlJc w:val="left"/>
+      <w:pPr>
+        <w:tabs>
+          <w:tab w:val="num" w:pos="6480"/>
+        </w:tabs>
+        <w:ind w:left="6480" w:hanging="360"/>
+      </w:pPr>
+    </w:lvl>
+  </w:abstractNum>
+  <w:abstractNum w:abstractNumId="14" w15:restartNumberingAfterBreak="0">
+    <w:nsid w:val="7D4A44C0"/>
+    <w:multiLevelType w:val="multilevel"/>
+    <w:tmpl w:val="7C6A6F0C"/>
+    <w:lvl w:ilvl="0">
+      <w:start w:val="1"/>
+      <w:numFmt w:val="decimal"/>
+      <w:lvlText w:val="%1."/>
+      <w:lvlJc w:val="left"/>
+      <w:pPr>
+        <w:tabs>
+          <w:tab w:val="num" w:pos="720"/>
+        </w:tabs>
+        <w:ind w:left="720" w:hanging="360"/>
+      </w:pPr>
+    </w:lvl>
+    <w:lvl w:ilvl="1">
+      <w:start w:val="1"/>
+      <w:numFmt w:val="bullet"/>
+      <w:lvlText w:val="o"/>
+      <w:lvlJc w:val="left"/>
+      <w:pPr>
+        <w:tabs>
+          <w:tab w:val="num" w:pos="1440"/>
+        </w:tabs>
+        <w:ind w:left="1440" w:hanging="360"/>
+      </w:pPr>
+      <w:rPr>
+        <w:rFonts w:ascii="Courier New" w:hAnsi="Courier New" w:hint="default"/>
+        <w:sz w:val="20"/>
+      </w:rPr>
     </w:lvl>
     <w:lvl w:ilvl="2" w:tentative="1">
       <w:start w:val="1"/>
@@ -3166,6 +3474,9 @@
   </w:num>
   <w:num w:numId="14" w16cid:durableId="1726873683">
     <w:abstractNumId w:val="8"/>
+  </w:num>
+  <w:num w:numId="15" w16cid:durableId="1288314830">
+    <w:abstractNumId w:val="14"/>
   </w:num>
 </w:numbering>
 </file>
@@ -3774,7 +4085,6 @@
   <w:style w:type="character" w:default="1" w:styleId="a0">
     <w:name w:val="Default Paragraph Font"/>
     <w:uiPriority w:val="1"/>
-    <w:semiHidden/>
     <w:unhideWhenUsed/>
   </w:style>
   <w:style w:type="table" w:default="1" w:styleId="a1">

--- a/Documentation/Баг-репорты2.docx
+++ b/Documentation/Баг-репорты2.docx
@@ -439,15 +439,7 @@
       </w:r>
       <w:r>
         <w:br/>
-        <w:t xml:space="preserve">В окне подтверждения удаления отображается лишняя и непонятная пользователю информация (например: </w:t>
-      </w:r>
-      <w:proofErr w:type="spellStart"/>
-      <w:r>
-        <w:t>AutomechanicsProject.Classes.Unit</w:t>
-      </w:r>
-      <w:proofErr w:type="spellEnd"/>
-      <w:r>
-        <w:t>).</w:t>
+        <w:t>В окне подтверждения удаления отображается лишняя и непонятная пользователю информация (например: AutomechanicsProject.Classes.Unit).</w:t>
       </w:r>
     </w:p>
     <w:p>
@@ -460,15 +452,7 @@
       </w:r>
       <w:r>
         <w:br/>
-        <w:t>В окне подтверждения должна отображаться только понятная и читаемая информация для пользователя (например, единица измерения в нормальном виде: «</w:t>
-      </w:r>
-      <w:proofErr w:type="spellStart"/>
-      <w:r>
-        <w:t>шт</w:t>
-      </w:r>
-      <w:proofErr w:type="spellEnd"/>
-      <w:r>
-        <w:t>», «л» и т.д.).</w:t>
+        <w:t>В окне подтверждения должна отображаться только понятная и читаемая информация для пользователя (например, единица измерения в нормальном виде: «шт», «л» и т.д.).</w:t>
       </w:r>
     </w:p>
     <w:p>
@@ -1309,15 +1293,7 @@
         </w:numPr>
       </w:pPr>
       <w:r>
-        <w:t>«</w:t>
-      </w:r>
-      <w:proofErr w:type="gramStart"/>
-      <w:r>
-        <w:t>Сумма(</w:t>
-      </w:r>
-      <w:proofErr w:type="gramEnd"/>
-      <w:r>
-        <w:t xml:space="preserve">RUB): 54 780,00» </w:t>
+        <w:t xml:space="preserve">«Сумма(RUB): 54 780,00» </w:t>
       </w:r>
     </w:p>
     <w:p>
@@ -1328,15 +1304,7 @@
         </w:numPr>
       </w:pPr>
       <w:r>
-        <w:t>«</w:t>
-      </w:r>
-      <w:proofErr w:type="gramStart"/>
-      <w:r>
-        <w:t>Прибыль(</w:t>
-      </w:r>
-      <w:proofErr w:type="gramEnd"/>
-      <w:r>
-        <w:t xml:space="preserve">RUB 79 566,00» </w:t>
+        <w:t xml:space="preserve">«Прибыль(RUB 79 566,00» </w:t>
       </w:r>
     </w:p>
     <w:p>
@@ -1360,15 +1328,7 @@
       </w:r>
       <w:r>
         <w:br/>
-        <w:t>В строке «</w:t>
-      </w:r>
-      <w:proofErr w:type="gramStart"/>
-      <w:r>
-        <w:t>Прибыль(</w:t>
-      </w:r>
-      <w:proofErr w:type="gramEnd"/>
-      <w:r>
-        <w:t>RUB 79 566,00» отсутствуют символы «:» и закрывающая скобка «)». Формат отличается от строки суммы и выглядит некорректно.</w:t>
+        <w:t>В строке «Прибыль(RUB 79 566,00» отсутствуют символы «:» и закрывающая скобка «)». Формат отличается от строки суммы и выглядит некорректно.</w:t>
       </w:r>
     </w:p>
     <w:p>
@@ -1614,7 +1574,7 @@
           <w:b/>
           <w:bCs/>
         </w:rPr>
-        <w:t>2</w:t>
+        <w:t>3</w:t>
       </w:r>
     </w:p>
     <w:p>
@@ -4085,6 +4045,7 @@
   <w:style w:type="character" w:default="1" w:styleId="a0">
     <w:name w:val="Default Paragraph Font"/>
     <w:uiPriority w:val="1"/>
+    <w:semiHidden/>
     <w:unhideWhenUsed/>
   </w:style>
   <w:style w:type="table" w:default="1" w:styleId="a1">
